--- a/docs/AlphaSplit_技术文档框架_v1.docx
+++ b/docs/AlphaSplit_技术文档框架_v1.docx
@@ -173,7 +173,7 @@
           <w:b w:val="0"/>
           <w:sz w:val="24"/>
         </w:rPr>
-        <w:t>写作铁律：（1）第6章必须给出量化指标表；（2）至少包含总体架构图、主流程图、实验结果图；（3）开源库如实注明；（4）叙事统一为「投研角色贡献计量」，不作「自动发薪系统」表述；（5）提交材料勿出现校名、校徽等可识别院校信息。</w:t>
+        <w:t>写作铁律：（1）第6章必须给出量化指标表；（2）至少包含总体架构图、主流程图、实验结果图；（3）开源库如实注明；（4）叙事统一为「投研角色贡献计量」，突出「广义价值分配决策支持」；（5）提交材料勿出现校名、校徽等可识别院校信息。</w:t>
       </w:r>
     </w:p>
     <w:p>
@@ -540,7 +540,7 @@
           <w:b w:val="0"/>
           <w:sz w:val="21"/>
         </w:rPr>
-        <w:t>【写作提示】不超过半页。问题一句话；方法一句话；2–3条量化结果；边界一句话（贡献计量，非自动发薪）。目的：评委30秒抓住项目。</w:t>
+        <w:t>【写作提示】不超过半页。问题一句话；方法一句话；2–3条量化结果；边界一句话（贡献计量与广义价值分配）。目的：评委30秒抓住项目。</w:t>
       </w:r>
     </w:p>
     <w:p>
@@ -703,7 +703,7 @@
           <w:b w:val="0"/>
           <w:sz w:val="24"/>
         </w:rPr>
-        <w:t>（撰写：目标；明确输出为贡献系数与解释，非自动发薪）</w:t>
+        <w:t>（撰写：目标；明确输出为贡献系数、解释与广义价值分配建议）</w:t>
       </w:r>
     </w:p>
     <w:p>
@@ -1601,7 +1601,7 @@
           <w:b w:val="0"/>
           <w:sz w:val="21"/>
         </w:rPr>
-        <w:t>【本章简介】在v(S)可算前提下，说明如何汇总为公理化贡献系数；写清精确计算复杂度与Monte Carlo/Truncated等近似及误差控制；明确与第3章LOO/控制变量的关系。交代输出：归一化贡献系数、可视化与人工确认接口（决策支持，非自动发薪）。对应官方：关键技术细节。主笔：高玉伟；配合：朱宗基。</w:t>
+        <w:t>【本章简介】在v(S)可算前提下，说明如何汇总为公理化贡献系数；写清精确计算复杂度与Monte Carlo/Truncated等近似及误差控制；明确与第3章LOO/控制变量的关系。交代输出：归一化贡献系数、可视化与人工确认接口（广义价值分配决策支持）。对应官方：关键技术细节。主笔：高玉伟；配合：朱宗基。</w:t>
       </w:r>
     </w:p>
     <w:p>
